--- a/Old Learning/Next Project/Domain Driven Design Approach.docx
+++ b/Old Learning/Next Project/Domain Driven Design Approach.docx
@@ -1,6 +1,6 @@
 
 <file path=word/document.xml><?xml version="1.0" encoding="utf-8"?>
-<w:document xmlns:wpc="http://schemas.microsoft.com/office/word/2010/wordprocessingCanvas" xmlns:cx="http://schemas.microsoft.com/office/drawing/2014/chartex" xmlns:cx1="http://schemas.microsoft.com/office/drawing/2015/9/8/chartex" xmlns:cx2="http://schemas.microsoft.com/office/drawing/2015/10/21/chartex" xmlns:cx3="http://schemas.microsoft.com/office/drawing/2016/5/9/chartex" xmlns:cx4="http://schemas.microsoft.com/office/drawing/2016/5/10/chartex" xmlns:cx5="http://schemas.microsoft.com/office/drawing/2016/5/11/chartex" xmlns:cx6="http://schemas.microsoft.com/office/drawing/2016/5/12/chartex" xmlns:cx7="http://schemas.microsoft.com/office/drawing/2016/5/13/chartex" xmlns:cx8="http://schemas.microsoft.com/office/drawing/2016/5/14/chartex" xmlns:mc="http://schemas.openxmlformats.org/markup-compatibility/2006" xmlns:aink="http://schemas.microsoft.com/office/drawing/2016/ink" xmlns:am3d="http://schemas.microsoft.com/office/drawing/2017/model3d" xmlns:o="urn:schemas-microsoft-com:office:office" xmlns:r="http://schemas.openxmlformats.org/officeDocument/2006/relationships" xmlns:m="http://schemas.openxmlformats.org/officeDocument/2006/math" xmlns:v="urn:schemas-microsoft-com:vml" xmlns:wp14="http://schemas.microsoft.com/office/word/2010/wordprocessingDrawing" xmlns:wp="http://schemas.openxmlformats.org/drawingml/2006/wordprocessingDrawing" xmlns:w10="urn:schemas-microsoft-com:office:word" xmlns:w="http://schemas.openxmlformats.org/wordprocessingml/2006/main" xmlns:w14="http://schemas.microsoft.com/office/word/2010/wordml" xmlns:w15="http://schemas.microsoft.com/office/word/2012/wordml" xmlns:w16cex="http://schemas.microsoft.com/office/word/2018/wordml/cex" xmlns:w16cid="http://schemas.microsoft.com/office/word/2016/wordml/cid" xmlns:w16="http://schemas.microsoft.com/office/word/2018/wordml" xmlns:w16sdtdh="http://schemas.microsoft.com/office/word/2020/wordml/sdtdatahash" xmlns:w16se="http://schemas.microsoft.com/office/word/2015/wordml/symex" xmlns:wpg="http://schemas.microsoft.com/office/word/2010/wordprocessingGroup" xmlns:wpi="http://schemas.microsoft.com/office/word/2010/wordprocessingInk" xmlns:wne="http://schemas.microsoft.com/office/word/2006/wordml" xmlns:wps="http://schemas.microsoft.com/office/word/2010/wordprocessingShape" mc:Ignorable="w14 w15 w16se w16cid w16 w16cex w16sdtdh wp14">
+<w:document xmlns:wpc="http://schemas.microsoft.com/office/word/2010/wordprocessingCanvas" xmlns:cx="http://schemas.microsoft.com/office/drawing/2014/chartex" xmlns:cx1="http://schemas.microsoft.com/office/drawing/2015/9/8/chartex" xmlns:cx2="http://schemas.microsoft.com/office/drawing/2015/10/21/chartex" xmlns:cx3="http://schemas.microsoft.com/office/drawing/2016/5/9/chartex" xmlns:cx4="http://schemas.microsoft.com/office/drawing/2016/5/10/chartex" xmlns:cx5="http://schemas.microsoft.com/office/drawing/2016/5/11/chartex" xmlns:cx6="http://schemas.microsoft.com/office/drawing/2016/5/12/chartex" xmlns:cx7="http://schemas.microsoft.com/office/drawing/2016/5/13/chartex" xmlns:cx8="http://schemas.microsoft.com/office/drawing/2016/5/14/chartex" xmlns:mc="http://schemas.openxmlformats.org/markup-compatibility/2006" xmlns:aink="http://schemas.microsoft.com/office/drawing/2016/ink" xmlns:am3d="http://schemas.microsoft.com/office/drawing/2017/model3d" xmlns:o="urn:schemas-microsoft-com:office:office" xmlns:oel="http://schemas.microsoft.com/office/2019/extlst" xmlns:r="http://schemas.openxmlformats.org/officeDocument/2006/relationships" xmlns:m="http://schemas.openxmlformats.org/officeDocument/2006/math" xmlns:v="urn:schemas-microsoft-com:vml" xmlns:wp14="http://schemas.microsoft.com/office/word/2010/wordprocessingDrawing" xmlns:wp="http://schemas.openxmlformats.org/drawingml/2006/wordprocessingDrawing" xmlns:w10="urn:schemas-microsoft-com:office:word" xmlns:w="http://schemas.openxmlformats.org/wordprocessingml/2006/main" xmlns:w14="http://schemas.microsoft.com/office/word/2010/wordml" xmlns:w15="http://schemas.microsoft.com/office/word/2012/wordml" xmlns:w16cex="http://schemas.microsoft.com/office/word/2018/wordml/cex" xmlns:w16cid="http://schemas.microsoft.com/office/word/2016/wordml/cid" xmlns:w16="http://schemas.microsoft.com/office/word/2018/wordml" xmlns:w16du="http://schemas.microsoft.com/office/word/2023/wordml/word16du" xmlns:w16sdtdh="http://schemas.microsoft.com/office/word/2020/wordml/sdtdatahash" xmlns:w16sdtfl="http://schemas.microsoft.com/office/word/2024/wordml/sdtformatlock" xmlns:w16se="http://schemas.microsoft.com/office/word/2015/wordml/symex" xmlns:wpg="http://schemas.microsoft.com/office/word/2010/wordprocessingGroup" xmlns:wpi="http://schemas.microsoft.com/office/word/2010/wordprocessingInk" xmlns:wne="http://schemas.microsoft.com/office/word/2006/wordml" xmlns:wps="http://schemas.microsoft.com/office/word/2010/wordprocessingShape" mc:Ignorable="w14 w15 w16se w16cid w16 w16cex w16sdtdh w16sdtfl w16du wp14">
   <w:body>
     <w:p>
       <w:r>
@@ -46,10 +46,18 @@
         <w:spacing w:after="0" w:line="240" w:lineRule="auto"/>
       </w:pPr>
       <w:r>
-        <w:t xml:space="preserve">When we are developing a software our focus shouldn’t be primarily on </w:t>
+        <w:t xml:space="preserve">When we are developing a </w:t>
       </w:r>
       <w:proofErr w:type="gramStart"/>
       <w:r>
+        <w:t>software</w:t>
+      </w:r>
+      <w:proofErr w:type="gramEnd"/>
+      <w:r>
+        <w:t xml:space="preserve"> our focus shouldn’t be primarily on </w:t>
+      </w:r>
+      <w:proofErr w:type="gramStart"/>
+      <w:r>
         <w:t>technology ,</w:t>
       </w:r>
       <w:proofErr w:type="gramEnd"/>
@@ -72,7 +80,15 @@
       </w:r>
       <w:proofErr w:type="gramEnd"/>
       <w:r>
-        <w:t xml:space="preserve"> we approach that by trying to develop models of that domain and make our software conformed to that</w:t>
+        <w:t xml:space="preserve"> we approach that by trying to develop models of that domain and make our software </w:t>
+      </w:r>
+      <w:proofErr w:type="gramStart"/>
+      <w:r>
+        <w:t>conformed</w:t>
+      </w:r>
+      <w:proofErr w:type="gramEnd"/>
+      <w:r>
+        <w:t xml:space="preserve"> to that</w:t>
       </w:r>
     </w:p>
     <w:p>
@@ -482,7 +498,15 @@
       </w:r>
       <w:proofErr w:type="gramEnd"/>
       <w:r>
-        <w:t xml:space="preserve"> takes care of components inside a bounded context</w:t>
+        <w:t xml:space="preserve"> </w:t>
+      </w:r>
+      <w:proofErr w:type="gramStart"/>
+      <w:r>
+        <w:t>takes</w:t>
+      </w:r>
+      <w:proofErr w:type="gramEnd"/>
+      <w:r>
+        <w:t xml:space="preserve"> care of components inside a bounded context</w:t>
       </w:r>
     </w:p>
     <w:p>
@@ -506,7 +530,31 @@
       </w:r>
       <w:proofErr w:type="gramEnd"/>
       <w:r>
-        <w:t xml:space="preserve"> entities , repositories , factories , they’ve all been made popular by DDD</w:t>
+        <w:t xml:space="preserve"> </w:t>
+      </w:r>
+      <w:proofErr w:type="gramStart"/>
+      <w:r>
+        <w:t>entities ,</w:t>
+      </w:r>
+      <w:proofErr w:type="gramEnd"/>
+      <w:r>
+        <w:t xml:space="preserve"> </w:t>
+      </w:r>
+      <w:proofErr w:type="gramStart"/>
+      <w:r>
+        <w:t>repositories ,</w:t>
+      </w:r>
+      <w:proofErr w:type="gramEnd"/>
+      <w:r>
+        <w:t xml:space="preserve"> </w:t>
+      </w:r>
+      <w:proofErr w:type="gramStart"/>
+      <w:r>
+        <w:t>factories ,</w:t>
+      </w:r>
+      <w:proofErr w:type="gramEnd"/>
+      <w:r>
+        <w:t xml:space="preserve"> they’ve all been made popular by DDD</w:t>
       </w:r>
     </w:p>
     <w:p>
@@ -534,8 +582,13 @@
       <w:pPr>
         <w:spacing w:after="0" w:line="240" w:lineRule="auto"/>
       </w:pPr>
-      <w:r>
-        <w:t xml:space="preserve">In reality each Bounded Context will have </w:t>
+      <w:proofErr w:type="gramStart"/>
+      <w:r>
+        <w:t>In reality each</w:t>
+      </w:r>
+      <w:proofErr w:type="gramEnd"/>
+      <w:r>
+        <w:t xml:space="preserve"> Bounded Context will have </w:t>
       </w:r>
       <w:proofErr w:type="spellStart"/>
       <w:proofErr w:type="gramStart"/>
@@ -752,7 +805,7 @@
           <w:color w:val="212121"/>
           <w:shd w:val="clear" w:color="auto" w:fill="FFFFFF"/>
         </w:rPr>
-        <w:t xml:space="preserve"> here domain means the business knowledge about that particular industry. </w:t>
+        <w:t xml:space="preserve"> here domain means </w:t>
       </w:r>
       <w:proofErr w:type="gramStart"/>
       <w:r>
@@ -761,6 +814,42 @@
           <w:color w:val="212121"/>
           <w:shd w:val="clear" w:color="auto" w:fill="FFFFFF"/>
         </w:rPr>
+        <w:t>the business</w:t>
+      </w:r>
+      <w:proofErr w:type="gramEnd"/>
+      <w:r>
+        <w:rPr>
+          <w:rFonts w:ascii="Open Sans" w:hAnsi="Open Sans" w:cs="Open Sans"/>
+          <w:color w:val="212121"/>
+          <w:shd w:val="clear" w:color="auto" w:fill="FFFFFF"/>
+        </w:rPr>
+        <w:t xml:space="preserve"> knowledge about that </w:t>
+      </w:r>
+      <w:proofErr w:type="gramStart"/>
+      <w:r>
+        <w:rPr>
+          <w:rFonts w:ascii="Open Sans" w:hAnsi="Open Sans" w:cs="Open Sans"/>
+          <w:color w:val="212121"/>
+          <w:shd w:val="clear" w:color="auto" w:fill="FFFFFF"/>
+        </w:rPr>
+        <w:t>particular industry</w:t>
+      </w:r>
+      <w:proofErr w:type="gramEnd"/>
+      <w:r>
+        <w:rPr>
+          <w:rFonts w:ascii="Open Sans" w:hAnsi="Open Sans" w:cs="Open Sans"/>
+          <w:color w:val="212121"/>
+          <w:shd w:val="clear" w:color="auto" w:fill="FFFFFF"/>
+        </w:rPr>
+        <w:t xml:space="preserve">. </w:t>
+      </w:r>
+      <w:proofErr w:type="gramStart"/>
+      <w:r>
+        <w:rPr>
+          <w:rFonts w:ascii="Open Sans" w:hAnsi="Open Sans" w:cs="Open Sans"/>
+          <w:color w:val="212121"/>
+          <w:shd w:val="clear" w:color="auto" w:fill="FFFFFF"/>
+        </w:rPr>
         <w:t>Similarly</w:t>
       </w:r>
       <w:proofErr w:type="gramEnd"/>
@@ -770,7 +859,43 @@
           <w:color w:val="212121"/>
           <w:shd w:val="clear" w:color="auto" w:fill="FFFFFF"/>
         </w:rPr>
-        <w:t xml:space="preserve"> domain driven design is something which focuses more into the business need not focusing on the technology.</w:t>
+        <w:t xml:space="preserve"> domain driven design is something which focuses more </w:t>
+      </w:r>
+      <w:proofErr w:type="gramStart"/>
+      <w:r>
+        <w:rPr>
+          <w:rFonts w:ascii="Open Sans" w:hAnsi="Open Sans" w:cs="Open Sans"/>
+          <w:color w:val="212121"/>
+          <w:shd w:val="clear" w:color="auto" w:fill="FFFFFF"/>
+        </w:rPr>
+        <w:t>into</w:t>
+      </w:r>
+      <w:proofErr w:type="gramEnd"/>
+      <w:r>
+        <w:rPr>
+          <w:rFonts w:ascii="Open Sans" w:hAnsi="Open Sans" w:cs="Open Sans"/>
+          <w:color w:val="212121"/>
+          <w:shd w:val="clear" w:color="auto" w:fill="FFFFFF"/>
+        </w:rPr>
+        <w:t xml:space="preserve"> the business need not </w:t>
+      </w:r>
+      <w:proofErr w:type="gramStart"/>
+      <w:r>
+        <w:rPr>
+          <w:rFonts w:ascii="Open Sans" w:hAnsi="Open Sans" w:cs="Open Sans"/>
+          <w:color w:val="212121"/>
+          <w:shd w:val="clear" w:color="auto" w:fill="FFFFFF"/>
+        </w:rPr>
+        <w:t>focusing</w:t>
+      </w:r>
+      <w:proofErr w:type="gramEnd"/>
+      <w:r>
+        <w:rPr>
+          <w:rFonts w:ascii="Open Sans" w:hAnsi="Open Sans" w:cs="Open Sans"/>
+          <w:color w:val="212121"/>
+          <w:shd w:val="clear" w:color="auto" w:fill="FFFFFF"/>
+        </w:rPr>
+        <w:t xml:space="preserve"> on the technology.</w:t>
       </w:r>
       <w:r>
         <w:rPr>
@@ -819,7 +944,25 @@
           <w:color w:val="212121"/>
           <w:shd w:val="clear" w:color="auto" w:fill="FFFFFF"/>
         </w:rPr>
-        <w:t xml:space="preserve"> what we follow is that the customer discuss each business case in business meetings. Domain driven design purely based on these assumptions to map the business requirement into domain model.</w:t>
+        <w:t xml:space="preserve"> what we follow is that the customer </w:t>
+      </w:r>
+      <w:proofErr w:type="gramStart"/>
+      <w:r>
+        <w:rPr>
+          <w:rFonts w:ascii="Open Sans" w:hAnsi="Open Sans" w:cs="Open Sans"/>
+          <w:color w:val="212121"/>
+          <w:shd w:val="clear" w:color="auto" w:fill="FFFFFF"/>
+        </w:rPr>
+        <w:t>discuss</w:t>
+      </w:r>
+      <w:proofErr w:type="gramEnd"/>
+      <w:r>
+        <w:rPr>
+          <w:rFonts w:ascii="Open Sans" w:hAnsi="Open Sans" w:cs="Open Sans"/>
+          <w:color w:val="212121"/>
+          <w:shd w:val="clear" w:color="auto" w:fill="FFFFFF"/>
+        </w:rPr>
+        <w:t xml:space="preserve"> each business case in business meetings. Domain driven design purely based on these assumptions to map the business requirement into domain model.</w:t>
       </w:r>
     </w:p>
     <w:p>
@@ -1301,7 +1444,7 @@
           <w:color w:val="212121"/>
           <w:shd w:val="clear" w:color="auto" w:fill="FFFFFF"/>
         </w:rPr>
-        <w:t xml:space="preserve">A Context Map is the integration of all the domain models in the systems. Each model might have been developed independent of each other. Over the time the proper integration needs to be done </w:t>
+        <w:t xml:space="preserve">A Context Map is the integration of all the domain models in the systems. Each model might have been developed independent of each other. Over </w:t>
       </w:r>
       <w:proofErr w:type="gramStart"/>
       <w:r>
@@ -1310,6 +1453,24 @@
           <w:color w:val="212121"/>
           <w:shd w:val="clear" w:color="auto" w:fill="FFFFFF"/>
         </w:rPr>
+        <w:t>the time</w:t>
+      </w:r>
+      <w:proofErr w:type="gramEnd"/>
+      <w:r>
+        <w:rPr>
+          <w:rFonts w:ascii="Open Sans" w:hAnsi="Open Sans" w:cs="Open Sans"/>
+          <w:color w:val="212121"/>
+          <w:shd w:val="clear" w:color="auto" w:fill="FFFFFF"/>
+        </w:rPr>
+        <w:t xml:space="preserve"> the proper integration needs to be done </w:t>
+      </w:r>
+      <w:proofErr w:type="gramStart"/>
+      <w:r>
+        <w:rPr>
+          <w:rFonts w:ascii="Open Sans" w:hAnsi="Open Sans" w:cs="Open Sans"/>
+          <w:color w:val="212121"/>
+          <w:shd w:val="clear" w:color="auto" w:fill="FFFFFF"/>
+        </w:rPr>
         <w:t>in order to</w:t>
       </w:r>
       <w:proofErr w:type="gramEnd"/>
@@ -1319,7 +1480,25 @@
           <w:color w:val="212121"/>
           <w:shd w:val="clear" w:color="auto" w:fill="FFFFFF"/>
         </w:rPr>
-        <w:t xml:space="preserve"> make the system to work from end to end.</w:t>
+        <w:t xml:space="preserve"> make the system </w:t>
+      </w:r>
+      <w:proofErr w:type="gramStart"/>
+      <w:r>
+        <w:rPr>
+          <w:rFonts w:ascii="Open Sans" w:hAnsi="Open Sans" w:cs="Open Sans"/>
+          <w:color w:val="212121"/>
+          <w:shd w:val="clear" w:color="auto" w:fill="FFFFFF"/>
+        </w:rPr>
+        <w:t>to work</w:t>
+      </w:r>
+      <w:proofErr w:type="gramEnd"/>
+      <w:r>
+        <w:rPr>
+          <w:rFonts w:ascii="Open Sans" w:hAnsi="Open Sans" w:cs="Open Sans"/>
+          <w:color w:val="212121"/>
+          <w:shd w:val="clear" w:color="auto" w:fill="FFFFFF"/>
+        </w:rPr>
+        <w:t xml:space="preserve"> from end to end.</w:t>
       </w:r>
       <w:r>
         <w:rPr>
@@ -1356,7 +1535,7 @@
 </file>
 
 <file path=word/numbering.xml><?xml version="1.0" encoding="utf-8"?>
-<w:numbering xmlns:wpc="http://schemas.microsoft.com/office/word/2010/wordprocessingCanvas" xmlns:cx="http://schemas.microsoft.com/office/drawing/2014/chartex" xmlns:cx1="http://schemas.microsoft.com/office/drawing/2015/9/8/chartex" xmlns:cx2="http://schemas.microsoft.com/office/drawing/2015/10/21/chartex" xmlns:cx3="http://schemas.microsoft.com/office/drawing/2016/5/9/chartex" xmlns:cx4="http://schemas.microsoft.com/office/drawing/2016/5/10/chartex" xmlns:cx5="http://schemas.microsoft.com/office/drawing/2016/5/11/chartex" xmlns:cx6="http://schemas.microsoft.com/office/drawing/2016/5/12/chartex" xmlns:cx7="http://schemas.microsoft.com/office/drawing/2016/5/13/chartex" xmlns:cx8="http://schemas.microsoft.com/office/drawing/2016/5/14/chartex" xmlns:mc="http://schemas.openxmlformats.org/markup-compatibility/2006" xmlns:aink="http://schemas.microsoft.com/office/drawing/2016/ink" xmlns:am3d="http://schemas.microsoft.com/office/drawing/2017/model3d" xmlns:o="urn:schemas-microsoft-com:office:office" xmlns:r="http://schemas.openxmlformats.org/officeDocument/2006/relationships" xmlns:m="http://schemas.openxmlformats.org/officeDocument/2006/math" xmlns:v="urn:schemas-microsoft-com:vml" xmlns:wp14="http://schemas.microsoft.com/office/word/2010/wordprocessingDrawing" xmlns:wp="http://schemas.openxmlformats.org/drawingml/2006/wordprocessingDrawing" xmlns:w10="urn:schemas-microsoft-com:office:word" xmlns:w="http://schemas.openxmlformats.org/wordprocessingml/2006/main" xmlns:w14="http://schemas.microsoft.com/office/word/2010/wordml" xmlns:w15="http://schemas.microsoft.com/office/word/2012/wordml" xmlns:w16cex="http://schemas.microsoft.com/office/word/2018/wordml/cex" xmlns:w16cid="http://schemas.microsoft.com/office/word/2016/wordml/cid" xmlns:w16="http://schemas.microsoft.com/office/word/2018/wordml" xmlns:w16sdtdh="http://schemas.microsoft.com/office/word/2020/wordml/sdtdatahash" xmlns:w16se="http://schemas.microsoft.com/office/word/2015/wordml/symex" xmlns:wpg="http://schemas.microsoft.com/office/word/2010/wordprocessingGroup" xmlns:wpi="http://schemas.microsoft.com/office/word/2010/wordprocessingInk" xmlns:wne="http://schemas.microsoft.com/office/word/2006/wordml" xmlns:wps="http://schemas.microsoft.com/office/word/2010/wordprocessingShape" mc:Ignorable="w14 w15 w16se w16cid w16 w16cex w16sdtdh wp14">
+<w:numbering xmlns:wpc="http://schemas.microsoft.com/office/word/2010/wordprocessingCanvas" xmlns:cx="http://schemas.microsoft.com/office/drawing/2014/chartex" xmlns:cx1="http://schemas.microsoft.com/office/drawing/2015/9/8/chartex" xmlns:cx2="http://schemas.microsoft.com/office/drawing/2015/10/21/chartex" xmlns:cx3="http://schemas.microsoft.com/office/drawing/2016/5/9/chartex" xmlns:cx4="http://schemas.microsoft.com/office/drawing/2016/5/10/chartex" xmlns:cx5="http://schemas.microsoft.com/office/drawing/2016/5/11/chartex" xmlns:cx6="http://schemas.microsoft.com/office/drawing/2016/5/12/chartex" xmlns:cx7="http://schemas.microsoft.com/office/drawing/2016/5/13/chartex" xmlns:cx8="http://schemas.microsoft.com/office/drawing/2016/5/14/chartex" xmlns:mc="http://schemas.openxmlformats.org/markup-compatibility/2006" xmlns:aink="http://schemas.microsoft.com/office/drawing/2016/ink" xmlns:am3d="http://schemas.microsoft.com/office/drawing/2017/model3d" xmlns:o="urn:schemas-microsoft-com:office:office" xmlns:oel="http://schemas.microsoft.com/office/2019/extlst" xmlns:r="http://schemas.openxmlformats.org/officeDocument/2006/relationships" xmlns:m="http://schemas.openxmlformats.org/officeDocument/2006/math" xmlns:v="urn:schemas-microsoft-com:vml" xmlns:wp14="http://schemas.microsoft.com/office/word/2010/wordprocessingDrawing" xmlns:wp="http://schemas.openxmlformats.org/drawingml/2006/wordprocessingDrawing" xmlns:w10="urn:schemas-microsoft-com:office:word" xmlns:w="http://schemas.openxmlformats.org/wordprocessingml/2006/main" xmlns:w14="http://schemas.microsoft.com/office/word/2010/wordml" xmlns:w15="http://schemas.microsoft.com/office/word/2012/wordml" xmlns:w16cex="http://schemas.microsoft.com/office/word/2018/wordml/cex" xmlns:w16cid="http://schemas.microsoft.com/office/word/2016/wordml/cid" xmlns:w16="http://schemas.microsoft.com/office/word/2018/wordml" xmlns:w16du="http://schemas.microsoft.com/office/word/2023/wordml/word16du" xmlns:w16sdtdh="http://schemas.microsoft.com/office/word/2020/wordml/sdtdatahash" xmlns:w16sdtfl="http://schemas.microsoft.com/office/word/2024/wordml/sdtformatlock" xmlns:w16se="http://schemas.microsoft.com/office/word/2015/wordml/symex" xmlns:wpg="http://schemas.microsoft.com/office/word/2010/wordprocessingGroup" xmlns:wpi="http://schemas.microsoft.com/office/word/2010/wordprocessingInk" xmlns:wne="http://schemas.microsoft.com/office/word/2006/wordml" xmlns:wps="http://schemas.microsoft.com/office/word/2010/wordprocessingShape" mc:Ignorable="w14 w15 w16se w16cid w16 w16cex w16sdtdh w16sdtfl w16du wp14">
   <w:abstractNum w:abstractNumId="0" w15:restartNumberingAfterBreak="0">
     <w:nsid w:val="26931831"/>
     <w:multiLevelType w:val="multilevel"/>
@@ -1845,23 +2024,23 @@
       </w:pPr>
     </w:lvl>
   </w:abstractNum>
-  <w:num w:numId="1">
+  <w:num w:numId="1" w16cid:durableId="1044795630">
     <w:abstractNumId w:val="0"/>
   </w:num>
-  <w:num w:numId="2">
+  <w:num w:numId="2" w16cid:durableId="1461875350">
     <w:abstractNumId w:val="3"/>
   </w:num>
-  <w:num w:numId="3">
+  <w:num w:numId="3" w16cid:durableId="93979681">
     <w:abstractNumId w:val="1"/>
   </w:num>
-  <w:num w:numId="4">
+  <w:num w:numId="4" w16cid:durableId="1047878070">
     <w:abstractNumId w:val="2"/>
   </w:num>
 </w:numbering>
 </file>
 
 <file path=word/styles.xml><?xml version="1.0" encoding="utf-8"?>
-<w:styles xmlns:mc="http://schemas.openxmlformats.org/markup-compatibility/2006" xmlns:r="http://schemas.openxmlformats.org/officeDocument/2006/relationships" xmlns:w="http://schemas.openxmlformats.org/wordprocessingml/2006/main" xmlns:w14="http://schemas.microsoft.com/office/word/2010/wordml" xmlns:w15="http://schemas.microsoft.com/office/word/2012/wordml" xmlns:w16cex="http://schemas.microsoft.com/office/word/2018/wordml/cex" xmlns:w16cid="http://schemas.microsoft.com/office/word/2016/wordml/cid" xmlns:w16="http://schemas.microsoft.com/office/word/2018/wordml" xmlns:w16sdtdh="http://schemas.microsoft.com/office/word/2020/wordml/sdtdatahash" xmlns:w16se="http://schemas.microsoft.com/office/word/2015/wordml/symex" mc:Ignorable="w14 w15 w16se w16cid w16 w16cex w16sdtdh">
+<w:styles xmlns:mc="http://schemas.openxmlformats.org/markup-compatibility/2006" xmlns:r="http://schemas.openxmlformats.org/officeDocument/2006/relationships" xmlns:w="http://schemas.openxmlformats.org/wordprocessingml/2006/main" xmlns:w14="http://schemas.microsoft.com/office/word/2010/wordml" xmlns:w15="http://schemas.microsoft.com/office/word/2012/wordml" xmlns:w16cex="http://schemas.microsoft.com/office/word/2018/wordml/cex" xmlns:w16cid="http://schemas.microsoft.com/office/word/2016/wordml/cid" xmlns:w16="http://schemas.microsoft.com/office/word/2018/wordml" xmlns:w16du="http://schemas.microsoft.com/office/word/2023/wordml/word16du" xmlns:w16sdtdh="http://schemas.microsoft.com/office/word/2020/wordml/sdtdatahash" xmlns:w16sdtfl="http://schemas.microsoft.com/office/word/2024/wordml/sdtformatlock" xmlns:w16se="http://schemas.microsoft.com/office/word/2015/wordml/symex" mc:Ignorable="w14 w15 w16se w16cid w16 w16cex w16sdtdh w16sdtfl w16du">
   <w:docDefaults>
     <w:rPrDefault>
       <w:rPr>
@@ -2676,4 +2855,10 @@
     </a:ext>
   </a:extLst>
 </a:theme>
+</file>
+
+<file path=docMetadata/LabelInfo.xml><?xml version="1.0" encoding="utf-8"?>
+<clbl:labelList xmlns:clbl="http://schemas.microsoft.com/office/2020/mipLabelMetadata">
+  <clbl:label id="{ffb520d8-df98-444b-9f20-0dd9d08cf98c}" enabled="1" method="Standard" siteId="{65bc0b3b-7ca2-488c-ba9c-b1bebdd49af6}" contentBits="0" removed="0"/>
+</clbl:labelList>
 </file>